--- a/plantillas/plantilla_078_templated.docx
+++ b/plantillas/plantilla_078_templated.docx
@@ -839,6 +839,21 @@
     <w:p>
       <w:pPr>
         <w:jc w:val="center"/>
+      </w:pPr>
+      <w:r>
+        <w:rPr>
+          <w:rFonts w:asciiTheme="minorHAnsi" w:hAnsiTheme="minorHAnsi"/>
+          <w:i/>
+          <w:color w:val="595959"/>
+          <w:sz w:val="16"/>
+          <w:szCs w:val="16"/>
+        </w:rPr>
+        <w:t>{%signature_image}</w:t>
+      </w:r>
+    </w:p>
+    <w:p>
+      <w:pPr>
+        <w:jc w:val="center"/>
         <w:rPr>
           <w:rFonts w:asciiTheme="minorHAnsi" w:hAnsiTheme="minorHAnsi" w:cstheme="minorHAnsi"/>
           <w:snapToGrid w:val="0"/>
@@ -881,6 +896,21 @@
           <w:lang w:val="es-ES"/>
         </w:rPr>
         <w:t>{cargo}</w:t>
+      </w:r>
+    </w:p>
+    <w:p>
+      <w:pPr>
+        <w:jc w:val="center"/>
+      </w:pPr>
+      <w:r>
+        <w:rPr>
+          <w:rFonts w:asciiTheme="minorHAnsi" w:hAnsiTheme="minorHAnsi"/>
+          <w:i/>
+          <w:color w:val="595959"/>
+          <w:sz w:val="16"/>
+          <w:szCs w:val="16"/>
+        </w:rPr>
+        <w:t>{constancia_firma}</w:t>
       </w:r>
     </w:p>
     <w:sectPr>
